--- a/public/journal/chapter-01-pollex-audit.docx
+++ b/public/journal/chapter-01-pollex-audit.docx
@@ -7,9 +7,11 @@
         <w:pStyle w:val="ChapterHeading"/>
       </w:pPr>
       <w:r>
-        <w:t>CHAPTER ONE | IT BEGAN WITH A RUMBLE</w:t>
-      </w:r>
-      <w:r/>
+        <w:t xml:space="preserve">CHAPTER ONE | </w:t>
+      </w:r>
+      <w:r>
+        <w:t>IT BEGAN WITH A RUMBLE</w:t>
+      </w:r>
     </w:p>
     <w:p>
       <w:pPr>
@@ -37,7 +39,7 @@
         <w:t xml:space="preserve"> </w:t>
       </w:r>
       <w:r>
-        <w:t>the noise</w:t>
+        <w:t>the disturbance</w:t>
       </w:r>
       <w:r>
         <w:t xml:space="preserve"> his stomach, he ignored the sound until it grew and deepened into a tearing above. A giant hole peeled open over his tiny island.</w:t>
